--- a/docs/系统测试报告.docx
+++ b/docs/系统测试报告.docx
@@ -223,7 +223,7 @@
           </w:tcPr>
           <w:p>
             <w:r>
-              <w:t>Go 1.27.0 (Gin 1.10 + pgx 5.10)</w:t>
+              <w:t>Go 1.27.0 (Gin 1.12.0 + pgx 5.10.0)</w:t>
             </w:r>
           </w:p>
         </w:tc>
